--- a/courseware/MFG/Platform/Workshop-05-Data-Identification/Workshop-05-Guide.docx
+++ b/courseware/MFG/Platform/Workshop-05-Data-Identification/Workshop-05-Guide.docx
@@ -5419,7 +5419,7 @@
           <w:sz w:val="20"/>
           <w:szCs w:val="20"/>
         </w:rPr>
-        <w:t xml:space="preserve">courseware/CSCU/Technical-Track/</w:t>
+        <w:t xml:space="preserve">courseware/CSCU/Platform/Technical-Track/</w:t>
       </w:r>
       <w:r>
         <w:t xml:space="preserve"> — the engine-room deep dives on identification rules, custom method libraries, and similarity/ML, taught on the CSCU scenario but directly transferable to CPC.</w:t>
